--- a/Writeup.docx
+++ b/Writeup.docx
@@ -286,19 +286,11 @@
         </w:rPr>
         <w:t xml:space="preserve">. </w:t>
       </w:r>
-      <w:proofErr w:type="gramStart"/>
-      <w:r>
-        <w:rPr>
-          <w:rFonts w:ascii="Times New Roman" w:hAnsi="Times New Roman" w:cs="Times New Roman"/>
-        </w:rPr>
-        <w:t>update(</w:t>
-      </w:r>
-      <w:proofErr w:type="gramEnd"/>
-      <w:r>
-        <w:rPr>
-          <w:rFonts w:ascii="Times New Roman" w:hAnsi="Times New Roman" w:cs="Times New Roman"/>
-        </w:rPr>
-        <w:t xml:space="preserve">self, text) </w:t>
+      <w:r>
+        <w:rPr>
+          <w:rFonts w:ascii="Times New Roman" w:hAnsi="Times New Roman" w:cs="Times New Roman"/>
+        </w:rPr>
+        <w:t xml:space="preserve">update(self, text) </w:t>
       </w:r>
       <w:r>
         <w:rPr>
@@ -306,19 +298,11 @@
         </w:rPr>
         <w:t xml:space="preserve">and </w:t>
       </w:r>
-      <w:proofErr w:type="gramStart"/>
-      <w:r>
-        <w:rPr>
-          <w:rFonts w:ascii="Times New Roman" w:hAnsi="Times New Roman" w:cs="Times New Roman"/>
-        </w:rPr>
-        <w:t>prob(</w:t>
-      </w:r>
-      <w:proofErr w:type="gramEnd"/>
-      <w:r>
-        <w:rPr>
-          <w:rFonts w:ascii="Times New Roman" w:hAnsi="Times New Roman" w:cs="Times New Roman"/>
-        </w:rPr>
-        <w:t>self, context, char)</w:t>
+      <w:r>
+        <w:rPr>
+          <w:rFonts w:ascii="Times New Roman" w:hAnsi="Times New Roman" w:cs="Times New Roman"/>
+        </w:rPr>
+        <w:t>prob(self, context, char)</w:t>
       </w:r>
     </w:p>
     <w:p>
@@ -386,35 +370,7 @@
         <w:rPr>
           <w:rFonts w:ascii="Times New Roman" w:hAnsi="Times New Roman" w:cs="Times New Roman"/>
         </w:rPr>
-        <w:t>We updated the methods “</w:t>
-      </w:r>
-      <w:proofErr w:type="gramStart"/>
-      <w:r>
-        <w:rPr>
-          <w:rFonts w:ascii="Times New Roman" w:hAnsi="Times New Roman" w:cs="Times New Roman"/>
-        </w:rPr>
-        <w:t>update(</w:t>
-      </w:r>
-      <w:proofErr w:type="gramEnd"/>
-      <w:r>
-        <w:rPr>
-          <w:rFonts w:ascii="Times New Roman" w:hAnsi="Times New Roman" w:cs="Times New Roman"/>
-        </w:rPr>
-        <w:t>self, text)” and “</w:t>
-      </w:r>
-      <w:proofErr w:type="gramStart"/>
-      <w:r>
-        <w:rPr>
-          <w:rFonts w:ascii="Times New Roman" w:hAnsi="Times New Roman" w:cs="Times New Roman"/>
-        </w:rPr>
-        <w:t>prob(</w:t>
-      </w:r>
-      <w:proofErr w:type="gramEnd"/>
-      <w:r>
-        <w:rPr>
-          <w:rFonts w:ascii="Times New Roman" w:hAnsi="Times New Roman" w:cs="Times New Roman"/>
-        </w:rPr>
-        <w:t>self, context, char)” in the skeleton code and achieved results matching the example.</w:t>
+        <w:t>We updated the methods “update(self, text)” and “prob(self, context, char)” in the skeleton code and achieved results matching the example.</w:t>
       </w:r>
       <w:r>
         <w:rPr>
@@ -494,34 +450,16 @@
           <w:b/>
           <w:bCs/>
         </w:rPr>
-        <w:t>random_</w:t>
-      </w:r>
-      <w:proofErr w:type="gramStart"/>
+        <w:t>random_char</w:t>
+      </w:r>
+      <w:proofErr w:type="spellEnd"/>
       <w:r>
         <w:rPr>
           <w:rFonts w:ascii="Times New Roman" w:hAnsi="Times New Roman" w:cs="Times New Roman"/>
           <w:b/>
           <w:bCs/>
         </w:rPr>
-        <w:t>char</w:t>
-      </w:r>
-      <w:proofErr w:type="spellEnd"/>
-      <w:r>
-        <w:rPr>
-          <w:rFonts w:ascii="Times New Roman" w:hAnsi="Times New Roman" w:cs="Times New Roman"/>
-          <w:b/>
-          <w:bCs/>
-        </w:rPr>
-        <w:t>(</w:t>
-      </w:r>
-      <w:proofErr w:type="gramEnd"/>
-      <w:r>
-        <w:rPr>
-          <w:rFonts w:ascii="Times New Roman" w:hAnsi="Times New Roman" w:cs="Times New Roman"/>
-          <w:b/>
-          <w:bCs/>
-        </w:rPr>
-        <w:t>self, context)</w:t>
+        <w:t>(self, context)</w:t>
       </w:r>
     </w:p>
     <w:p>
@@ -594,28 +532,14 @@
         <w:rPr>
           <w:rFonts w:ascii="Times New Roman" w:hAnsi="Times New Roman" w:cs="Times New Roman"/>
         </w:rPr>
-        <w:t>random_</w:t>
-      </w:r>
-      <w:proofErr w:type="gramStart"/>
-      <w:r>
-        <w:rPr>
-          <w:rFonts w:ascii="Times New Roman" w:hAnsi="Times New Roman" w:cs="Times New Roman"/>
-        </w:rPr>
-        <w:t>char</w:t>
+        <w:t>random_char</w:t>
       </w:r>
       <w:proofErr w:type="spellEnd"/>
       <w:r>
         <w:rPr>
           <w:rFonts w:ascii="Times New Roman" w:hAnsi="Times New Roman" w:cs="Times New Roman"/>
         </w:rPr>
-        <w:t>(</w:t>
-      </w:r>
-      <w:proofErr w:type="gramEnd"/>
-      <w:r>
-        <w:rPr>
-          <w:rFonts w:ascii="Times New Roman" w:hAnsi="Times New Roman" w:cs="Times New Roman"/>
-        </w:rPr>
-        <w:t>self, context)</w:t>
+        <w:t>(self, context)</w:t>
       </w:r>
       <w:r>
         <w:rPr>
@@ -740,28 +664,14 @@
         <w:rPr>
           <w:rFonts w:ascii="Times New Roman" w:hAnsi="Times New Roman" w:cs="Times New Roman"/>
         </w:rPr>
-        <w:t>random_</w:t>
-      </w:r>
-      <w:proofErr w:type="gramStart"/>
-      <w:r>
-        <w:rPr>
-          <w:rFonts w:ascii="Times New Roman" w:hAnsi="Times New Roman" w:cs="Times New Roman"/>
-        </w:rPr>
-        <w:t>char</w:t>
+        <w:t>random_char</w:t>
       </w:r>
       <w:proofErr w:type="spellEnd"/>
       <w:r>
         <w:rPr>
           <w:rFonts w:ascii="Times New Roman" w:hAnsi="Times New Roman" w:cs="Times New Roman"/>
         </w:rPr>
-        <w:t>(</w:t>
-      </w:r>
-      <w:proofErr w:type="gramEnd"/>
-      <w:r>
-        <w:rPr>
-          <w:rFonts w:ascii="Times New Roman" w:hAnsi="Times New Roman" w:cs="Times New Roman"/>
-        </w:rPr>
-        <w:t>self, context)</w:t>
+        <w:t>(self, context)</w:t>
       </w:r>
       <w:r>
         <w:rPr>
@@ -806,34 +716,16 @@
           <w:b/>
           <w:bCs/>
         </w:rPr>
-        <w:t>random_</w:t>
-      </w:r>
-      <w:proofErr w:type="gramStart"/>
+        <w:t>random_text</w:t>
+      </w:r>
+      <w:proofErr w:type="spellEnd"/>
       <w:r>
         <w:rPr>
           <w:rFonts w:ascii="Times New Roman" w:hAnsi="Times New Roman" w:cs="Times New Roman"/>
           <w:b/>
           <w:bCs/>
         </w:rPr>
-        <w:t>text</w:t>
-      </w:r>
-      <w:proofErr w:type="spellEnd"/>
-      <w:r>
-        <w:rPr>
-          <w:rFonts w:ascii="Times New Roman" w:hAnsi="Times New Roman" w:cs="Times New Roman"/>
-          <w:b/>
-          <w:bCs/>
-        </w:rPr>
-        <w:t>(</w:t>
-      </w:r>
-      <w:proofErr w:type="gramEnd"/>
-      <w:r>
-        <w:rPr>
-          <w:rFonts w:ascii="Times New Roman" w:hAnsi="Times New Roman" w:cs="Times New Roman"/>
-          <w:b/>
-          <w:bCs/>
-        </w:rPr>
-        <w:t>self, length)</w:t>
+        <w:t>(self, length)</w:t>
       </w:r>
     </w:p>
     <w:p>
@@ -918,28 +810,14 @@
         <w:rPr>
           <w:rFonts w:ascii="Times New Roman" w:hAnsi="Times New Roman" w:cs="Times New Roman"/>
         </w:rPr>
-        <w:t>random_</w:t>
-      </w:r>
-      <w:proofErr w:type="gramStart"/>
-      <w:r>
-        <w:rPr>
-          <w:rFonts w:ascii="Times New Roman" w:hAnsi="Times New Roman" w:cs="Times New Roman"/>
-        </w:rPr>
-        <w:t>text</w:t>
+        <w:t>random_text</w:t>
       </w:r>
       <w:proofErr w:type="spellEnd"/>
       <w:r>
         <w:rPr>
           <w:rFonts w:ascii="Times New Roman" w:hAnsi="Times New Roman" w:cs="Times New Roman"/>
         </w:rPr>
-        <w:t>(</w:t>
-      </w:r>
-      <w:proofErr w:type="gramEnd"/>
-      <w:r>
-        <w:rPr>
-          <w:rFonts w:ascii="Times New Roman" w:hAnsi="Times New Roman" w:cs="Times New Roman"/>
-        </w:rPr>
-        <w:t>self, length)</w:t>
+        <w:t>(self, length)</w:t>
       </w:r>
       <w:r>
         <w:rPr>
@@ -1104,14 +982,7 @@
         <w:rPr>
           <w:rFonts w:ascii="Times New Roman" w:hAnsi="Times New Roman" w:cs="Times New Roman"/>
         </w:rPr>
-        <w:t xml:space="preserve">Based on the results, the most important aspect of this </w:t>
-      </w:r>
-      <w:proofErr w:type="gramStart"/>
-      <w:r>
-        <w:rPr>
-          <w:rFonts w:ascii="Times New Roman" w:hAnsi="Times New Roman" w:cs="Times New Roman"/>
-        </w:rPr>
-        <w:t xml:space="preserve">command  </w:t>
+        <w:t xml:space="preserve">Based on the results, the most important aspect of this command  </w:t>
       </w:r>
       <w:r>
         <w:rPr>
@@ -1119,7 +990,6 @@
         </w:rPr>
         <w:t>“</w:t>
       </w:r>
-      <w:proofErr w:type="gramEnd"/>
       <w:r>
         <w:rPr>
           <w:rFonts w:ascii="Times New Roman" w:hAnsi="Times New Roman" w:cs="Times New Roman"/>
@@ -1131,28 +1001,14 @@
         <w:rPr>
           <w:rFonts w:ascii="Times New Roman" w:hAnsi="Times New Roman" w:cs="Times New Roman"/>
         </w:rPr>
-        <w:t>create_ngram_</w:t>
-      </w:r>
-      <w:proofErr w:type="gramStart"/>
-      <w:r>
-        <w:rPr>
-          <w:rFonts w:ascii="Times New Roman" w:hAnsi="Times New Roman" w:cs="Times New Roman"/>
-        </w:rPr>
-        <w:t>model</w:t>
+        <w:t>create_ngram_model</w:t>
       </w:r>
       <w:proofErr w:type="spellEnd"/>
       <w:r>
         <w:rPr>
           <w:rFonts w:ascii="Times New Roman" w:hAnsi="Times New Roman" w:cs="Times New Roman" w:hint="eastAsia"/>
         </w:rPr>
-        <w:t>(</w:t>
-      </w:r>
-      <w:proofErr w:type="gramEnd"/>
-      <w:r>
-        <w:rPr>
-          <w:rFonts w:ascii="Times New Roman" w:hAnsi="Times New Roman" w:cs="Times New Roman" w:hint="eastAsia"/>
-        </w:rPr>
-        <w:t>)</w:t>
+        <w:t>()</w:t>
       </w:r>
       <w:r>
         <w:rPr>
@@ -1401,7 +1257,6 @@
         <w:t xml:space="preserve">” are used. These are evaluated using </w:t>
       </w:r>
       <w:proofErr w:type="spellStart"/>
-      <w:proofErr w:type="gramStart"/>
       <w:r>
         <w:rPr>
           <w:rFonts w:ascii="Times New Roman" w:hAnsi="Times New Roman" w:cs="Times New Roman"/>
@@ -1409,7 +1264,6 @@
         <w:t>m.perplexity</w:t>
       </w:r>
       <w:proofErr w:type="spellEnd"/>
-      <w:proofErr w:type="gramEnd"/>
       <w:r>
         <w:rPr>
           <w:rFonts w:ascii="Times New Roman" w:hAnsi="Times New Roman" w:cs="Times New Roman"/>
@@ -1452,21 +1306,7 @@
         <w:rPr>
           <w:rFonts w:ascii="Times New Roman" w:hAnsi="Times New Roman" w:cs="Times New Roman"/>
         </w:rPr>
-        <w:t xml:space="preserve">’, a smaller value is derived because its pattern is more </w:t>
-      </w:r>
-      <w:proofErr w:type="gramStart"/>
-      <w:r>
-        <w:rPr>
-          <w:rFonts w:ascii="Times New Roman" w:hAnsi="Times New Roman" w:cs="Times New Roman"/>
-        </w:rPr>
-        <w:t>similar to</w:t>
-      </w:r>
-      <w:proofErr w:type="gramEnd"/>
-      <w:r>
-        <w:rPr>
-          <w:rFonts w:ascii="Times New Roman" w:hAnsi="Times New Roman" w:cs="Times New Roman"/>
-        </w:rPr>
-        <w:t xml:space="preserve"> the training model than that of ‘</w:t>
+        <w:t>’, a smaller value is derived because its pattern is more similar to the training model than that of ‘</w:t>
       </w:r>
       <w:proofErr w:type="spellStart"/>
       <w:r>
@@ -1686,6 +1526,38 @@
           <w:rFonts w:ascii="Times New Roman" w:hAnsi="Times New Roman" w:cs="Times New Roman" w:hint="eastAsia"/>
         </w:rPr>
         <w:t xml:space="preserve"> </w:t>
+      </w:r>
+      <w:r>
+        <w:rPr>
+          <w:rFonts w:ascii="Times New Roman" w:hAnsi="Times New Roman" w:cs="Times New Roman"/>
+        </w:rPr>
+        <w:t>First, we loaded “nytimes_article.txt” as “</w:t>
+      </w:r>
+      <w:proofErr w:type="spellStart"/>
+      <w:r>
+        <w:rPr>
+          <w:rFonts w:ascii="Times New Roman" w:hAnsi="Times New Roman" w:cs="Times New Roman"/>
+        </w:rPr>
+        <w:t>nyt</w:t>
+      </w:r>
+      <w:proofErr w:type="spellEnd"/>
+      <w:r>
+        <w:rPr>
+          <w:rFonts w:ascii="Times New Roman" w:hAnsi="Times New Roman" w:cs="Times New Roman"/>
+        </w:rPr>
+        <w:t>.” And we loaded “shakespeare_sonnets.txt” as “sonnets.” When comparing the perplexity values for each, “sonnets” always had the lower value. Because texts by the same author tend to have more similar patterns and lack unexpected features.</w:t>
+      </w:r>
+      <w:r>
+        <w:rPr>
+          <w:rFonts w:ascii="Times New Roman" w:hAnsi="Times New Roman" w:cs="Times New Roman" w:hint="eastAsia"/>
+        </w:rPr>
+        <w:t xml:space="preserve"> </w:t>
+      </w:r>
+      <w:r>
+        <w:rPr>
+          <w:rFonts w:ascii="Times New Roman" w:hAnsi="Times New Roman" w:cs="Times New Roman"/>
+        </w:rPr>
+        <w:t>Also, the perplexity is low when N is 3, while a much higher value is obtained when N is 7. Since English contains many three-letter word segments like “the,” we can assume that N=3 captures useful context in terms of perplexity.</w:t>
       </w:r>
     </w:p>
     <w:p>
